--- a/examples/habs_round1_2026/game7_postgame_2026-05-03_EN.docx
+++ b/examples/habs_round1_2026/game7_postgame_2026-05-03_EN.docx
@@ -8120,7 +8120,7 @@
           <w:sz w:val="20"/>
           <w:szCs w:val="20"/>
         </w:rPr>
-        <w:t xml:space="preserve"> Dobeš or Montembeault? Dobeš eliminated Tampa with what we saw, but St-Louis might rest the rookie for G1 of the next series. Watch Tuesday morning skate.</w:t>
+        <w:t xml:space="preserve"> Dobeš starts: he eliminated Tampa with what we saw, and the Dobeš-Fowler rotation has been the depth chart since March. The real question is physical — after 7 tight games and a .966 that drained every reserve, does St-Louis give him a half-game off? Watch Tuesday morning skate.</w:t>
       </w:r>
     </w:p>
     <w:p>
@@ -8427,7 +8427,7 @@
         </w:rPr>
         <w:t xml:space="preserve">• </w:t>
       </w:r>
-      <w:hyperlink w:history="1" r:id="rId0dm4oaa-ti6zirtl1l2da">
+      <w:hyperlink w:history="1" r:id="rIdmyoedmkob1zrm6fmm7zbg">
         <w:r>
           <w:rPr>
             <w:rStyle w:val="Hyperlink"/>
@@ -8452,7 +8452,7 @@
         </w:rPr>
         <w:t xml:space="preserve">• </w:t>
       </w:r>
-      <w:hyperlink w:history="1" r:id="rId6ywi3hjd8ppg44z-t5znp">
+      <w:hyperlink w:history="1" r:id="rId6s1tj-mbsriagiobctaly">
         <w:r>
           <w:rPr>
             <w:rStyle w:val="Hyperlink"/>
@@ -8477,7 +8477,7 @@
         </w:rPr>
         <w:t xml:space="preserve">• </w:t>
       </w:r>
-      <w:hyperlink w:history="1" r:id="rIdk1hsaag3evuvv85uuby7k">
+      <w:hyperlink w:history="1" r:id="rId-xwrqtucgqxzttm-88kyd">
         <w:r>
           <w:rPr>
             <w:rStyle w:val="Hyperlink"/>
@@ -8502,7 +8502,7 @@
         </w:rPr>
         <w:t xml:space="preserve">• </w:t>
       </w:r>
-      <w:hyperlink w:history="1" r:id="rIda_-gp-jyusyk3aaucy3mb">
+      <w:hyperlink w:history="1" r:id="rIdmraijarrtxhplwkh2pdxy">
         <w:r>
           <w:rPr>
             <w:rStyle w:val="Hyperlink"/>
@@ -8527,7 +8527,7 @@
         </w:rPr>
         <w:t xml:space="preserve">• </w:t>
       </w:r>
-      <w:hyperlink w:history="1" r:id="rIdsro3_latwofnbdfe49no4">
+      <w:hyperlink w:history="1" r:id="rIdumhiuuyzyf8ifunzjpoll">
         <w:r>
           <w:rPr>
             <w:rStyle w:val="Hyperlink"/>
@@ -8552,7 +8552,7 @@
         </w:rPr>
         <w:t xml:space="preserve">• </w:t>
       </w:r>
-      <w:hyperlink w:history="1" r:id="rId3uptm49wgerijgn9x3nwl">
+      <w:hyperlink w:history="1" r:id="rIdk4i37v2vhn0hejcdyo5t3">
         <w:r>
           <w:rPr>
             <w:rStyle w:val="Hyperlink"/>
